--- a/pr-preview/pr-266/linear-algebra-direct-sums-tracked-changes.docx
+++ b/pr-preview/pr-266/linear-algebra-direct-sums-tracked-changes.docx
@@ -16,7 +16,7 @@
       </w:pPr>
       <w:del w:id="1" w:author="PR Preview" w:date="2026-01-01T00:00:00Z">
         <w:r>
-          <w:delText xml:space="preserve">Last modified: 2026-10-13 11:22:25 (PDT)</w:delText>
+          <w:delText xml:space="preserve">Last modified: 2026-10-13 19:28:53 (PDT)</w:delText>
         </w:r>
       </w:del>
     </w:p>
@@ -26,7 +26,7 @@
       </w:pPr>
       <w:ins w:id="2" w:author="PR Preview" w:date="2026-01-01T00:00:00Z">
         <w:r>
-          <w:t xml:space="preserve">Last modified: 2026-10-13 13:45:46 (PDT)</w:t>
+          <w:t xml:space="preserve">Last modified: 2026-10-13 19:29:08 (PDT)</w:t>
         </w:r>
       </w:ins>
     </w:p>
@@ -20735,7 +20735,7 @@
     </w:p>
     <w:bookmarkEnd w:id="45"/>
     <w:bookmarkEnd w:id="46"/>
-    <w:bookmarkStart w:id="70" w:name="sec-orthogonal-complements"/>
+    <w:bookmarkStart w:id="71" w:name="sec-orthogonal-complements"/>
     <w:p>
       <w:pPr>
         <w:pStyle w:val="Heading2"/>
@@ -24227,24 +24227,6 @@
       <w:r>
         <w:t xml:space="preserve">.</w:t>
       </w:r>
-      <w:r>
-        <w:t xml:space="preserve"> </w:t>
-      </w:r>
-      <m:oMath>
-        <m:r>
-          <m:rPr>
-            <m:scr m:val="script"/>
-            <m:sty m:val="p"/>
-          </m:rPr>
-          <m:t>X</m:t>
-        </m:r>
-      </m:oMath>
-      <w:r>
-        <w:t xml:space="preserve"> </w:t>
-      </w:r>
-      <w:r>
-        <w:t xml:space="preserve">need not be a subspace.</w:t>
-      </w:r>
     </w:p>
     <w:bookmarkEnd w:id="50"/>
     <w:bookmarkStart w:id="51" w:name="exm-orthogonal-complement"/>
@@ -25786,26 +25768,20 @@
       </w:r>
     </w:p>
     <w:bookmarkEnd w:id="51"/>
-    <w:bookmarkStart w:id="52" w:name="thm-orthogonal-complement-subspace"/>
+    <w:bookmarkStart w:id="52" w:name="rem-orthogonal-complement-any-set"/>
     <w:p>
       <w:pPr>
         <w:pStyle w:val="FirstParagraph"/>
       </w:pPr>
       <w:r>
         <w:rPr>
-          <w:b/>
-          <w:bCs/>
+          <w:i/>
+          <w:iCs/>
         </w:rPr>
-        <w:t xml:space="preserve">Theorem 6 (An orthogonal complement is a subspace)</w:t>
-      </w:r>
-      <w:r>
-        <w:t xml:space="preserve"> </w:t>
-      </w:r>
-      <w:r>
-        <w:t xml:space="preserve">For any set</w:t>
-      </w:r>
-      <w:r>
-        <w:t xml:space="preserve"> </w:t>
+        <w:t xml:space="preserve">Remark 1</w:t>
+      </w:r>
+      <w:r>
+        <w:t xml:space="preserve"> (The orthogonal complement of a set that is not a subspace). </w:t>
       </w:r>
       <m:oMath>
         <m:r>
@@ -25820,61 +25796,10 @@
         <w:t xml:space="preserve"> </w:t>
       </w:r>
       <w:r>
-        <w:t xml:space="preserve">of vectors in</w:t>
-      </w:r>
-      <w:r>
-        <w:t xml:space="preserve"> </w:t>
-      </w:r>
-      <m:oMath>
-        <m:sSup>
-          <m:e>
-            <m:r>
-              <m:rPr>
-                <m:scr m:val="double-struck"/>
-                <m:sty m:val="p"/>
-              </m:rPr>
-              <m:t>R</m:t>
-            </m:r>
-          </m:e>
-          <m:sup>
-            <m:r>
-              <m:t>p</m:t>
-            </m:r>
-          </m:sup>
-        </m:sSup>
-      </m:oMath>
-      <w:r>
-        <w:t xml:space="preserve">,</w:t>
-      </w:r>
-      <w:r>
-        <w:t xml:space="preserve"> </w:t>
-      </w:r>
-      <m:oMath>
-        <m:sSup>
-          <m:e>
-            <m:r>
-              <m:rPr>
-                <m:scr m:val="script"/>
-                <m:sty m:val="p"/>
-              </m:rPr>
-              <m:t>X</m:t>
-            </m:r>
-          </m:e>
-          <m:sup>
-            <m:r>
-              <m:rPr>
-                <m:sty m:val="p"/>
-              </m:rPr>
-              <m:t>⟂</m:t>
-            </m:r>
-          </m:sup>
-        </m:sSup>
-      </m:oMath>
-      <w:r>
-        <w:t xml:space="preserve"> </w:t>
-      </w:r>
-      <w:r>
-        <w:t xml:space="preserve">(</w:t>
+        <w:t xml:space="preserve">in</w:t>
+      </w:r>
+      <w:r>
+        <w:t xml:space="preserve"> </w:t>
       </w:r>
       <w:hyperlink w:anchor="def-orthogonal-complement">
         <w:r>
@@ -25885,6 +25810,112 @@
         </w:r>
       </w:hyperlink>
       <w:r>
+        <w:t xml:space="preserve"> </w:t>
+      </w:r>
+      <w:r>
+        <w:t xml:space="preserve">need not be a subspace.</w:t>
+      </w:r>
+    </w:p>
+    <w:bookmarkEnd w:id="52"/>
+    <w:bookmarkStart w:id="53" w:name="thm-orthogonal-complement-subspace"/>
+    <w:p>
+      <w:pPr>
+        <w:pStyle w:val="BodyText"/>
+      </w:pPr>
+      <w:r>
+        <w:rPr>
+          <w:b/>
+          <w:bCs/>
+        </w:rPr>
+        <w:t xml:space="preserve">Theorem 6 (An orthogonal complement is a subspace)</w:t>
+      </w:r>
+      <w:r>
+        <w:t xml:space="preserve"> </w:t>
+      </w:r>
+      <w:r>
+        <w:t xml:space="preserve">For any set</w:t>
+      </w:r>
+      <w:r>
+        <w:t xml:space="preserve"> </w:t>
+      </w:r>
+      <m:oMath>
+        <m:r>
+          <m:rPr>
+            <m:scr m:val="script"/>
+            <m:sty m:val="p"/>
+          </m:rPr>
+          <m:t>X</m:t>
+        </m:r>
+      </m:oMath>
+      <w:r>
+        <w:t xml:space="preserve"> </w:t>
+      </w:r>
+      <w:r>
+        <w:t xml:space="preserve">of vectors in</w:t>
+      </w:r>
+      <w:r>
+        <w:t xml:space="preserve"> </w:t>
+      </w:r>
+      <m:oMath>
+        <m:sSup>
+          <m:e>
+            <m:r>
+              <m:rPr>
+                <m:scr m:val="double-struck"/>
+                <m:sty m:val="p"/>
+              </m:rPr>
+              <m:t>R</m:t>
+            </m:r>
+          </m:e>
+          <m:sup>
+            <m:r>
+              <m:t>p</m:t>
+            </m:r>
+          </m:sup>
+        </m:sSup>
+      </m:oMath>
+      <w:r>
+        <w:t xml:space="preserve">,</w:t>
+      </w:r>
+      <w:r>
+        <w:t xml:space="preserve"> </w:t>
+      </w:r>
+      <m:oMath>
+        <m:sSup>
+          <m:e>
+            <m:r>
+              <m:rPr>
+                <m:scr m:val="script"/>
+                <m:sty m:val="p"/>
+              </m:rPr>
+              <m:t>X</m:t>
+            </m:r>
+          </m:e>
+          <m:sup>
+            <m:r>
+              <m:rPr>
+                <m:sty m:val="p"/>
+              </m:rPr>
+              <m:t>⟂</m:t>
+            </m:r>
+          </m:sup>
+        </m:sSup>
+      </m:oMath>
+      <w:r>
+        <w:t xml:space="preserve"> </w:t>
+      </w:r>
+      <w:r>
+        <w:t xml:space="preserve">(</w:t>
+      </w:r>
+      <w:hyperlink w:anchor="def-orthogonal-complement">
+        <w:r>
+          <w:rPr>
+            <w:rStyle w:val="Hyperlink"/>
+          </w:rPr>
+          <w:t xml:space="preserve">Definition 4</w:t>
+        </w:r>
+      </w:hyperlink>
+      <w:r>
         <w:t xml:space="preserve">)</w:t>
       </w:r>
       <w:r>
@@ -25932,7 +25963,7 @@
         <w:t xml:space="preserve">).</w:t>
       </w:r>
     </w:p>
-    <w:bookmarkEnd w:id="52"/>
+    <w:bookmarkEnd w:id="53"/>
     <w:p>
       <w:pPr>
         <w:pStyle w:val="BodyText"/>
@@ -27033,7 +27064,7 @@
         <w:t xml:space="preserve">.</w:t>
       </w:r>
     </w:p>
-    <w:bookmarkStart w:id="55" w:name="exm-orthogonal-complement-subspace"/>
+    <w:bookmarkStart w:id="56" w:name="exm-orthogonal-complement-subspace"/>
     <w:p>
       <w:pPr>
         <w:pStyle w:val="BodyText"/>
@@ -27736,7 +27767,7 @@
       <w:r>
         <w:t xml:space="preserve"> </w:t>
       </w:r>
-      <w:hyperlink r:id="rId53">
+      <w:hyperlink r:id="rId54">
         <w:r>
           <w:rPr>
             <w:rStyle w:val="Hyperlink"/>
@@ -27817,12 +27848,12 @@
       <w:r>
         <w:t xml:space="preserve"> </w:t>
       </w:r>
-      <w:hyperlink r:id="rId54">
+      <w:hyperlink r:id="rId55">
         <w:r>
           <w:rPr>
             <w:rStyle w:val="Hyperlink"/>
           </w:rPr>
-          <w:t xml:space="preserve">Remark 7 in Vectors</w:t>
+          <w:t xml:space="preserve">Remark 8 in Vectors</w:t>
         </w:r>
       </w:hyperlink>
       <w:r>
@@ -27864,8 +27895,8 @@
         <w:t xml:space="preserve">.</w:t>
       </w:r>
     </w:p>
-    <w:bookmarkEnd w:id="55"/>
-    <w:bookmarkStart w:id="56" w:name="thm-complement-null-space"/>
+    <w:bookmarkEnd w:id="56"/>
+    <w:bookmarkStart w:id="57" w:name="thm-complement-null-space"/>
     <w:p>
       <w:pPr>
         <w:pStyle w:val="BodyText"/>
@@ -28019,7 +28050,7 @@
         </m:oMath>
       </m:oMathPara>
     </w:p>
-    <w:bookmarkEnd w:id="56"/>
+    <w:bookmarkEnd w:id="57"/>
     <w:p>
       <w:pPr>
         <w:pStyle w:val="FirstParagraph"/>
@@ -28751,12 +28782,12 @@
       <w:r>
         <w:t xml:space="preserve">(</w:t>
       </w:r>
-      <w:hyperlink r:id="rId57">
+      <w:hyperlink r:id="rId58">
         <w:r>
           <w:rPr>
             <w:rStyle w:val="Hyperlink"/>
           </w:rPr>
-          <w:t xml:space="preserve">Definition 2 in Column Space, Null Space and Rank-Nullity</w:t>
+          <w:t xml:space="preserve">Definition 3 in Column Space, Null Space and Rank-Nullity</w:t>
         </w:r>
       </w:hyperlink>
       <w:r>
@@ -30478,7 +30509,7 @@
         <w:t xml:space="preserve">.</w:t>
       </w:r>
     </w:p>
-    <w:bookmarkStart w:id="60" w:name="exm-complement-null-space"/>
+    <w:bookmarkStart w:id="61" w:name="exm-complement-null-space"/>
     <w:p>
       <w:pPr>
         <w:pStyle w:val="BodyText"/>
@@ -30497,7 +30528,7 @@
         </w:rPr>
         <w:t xml:space="preserve"> </w:t>
       </w:r>
-      <w:hyperlink r:id="rId58">
+      <w:hyperlink r:id="rId59">
         <w:r>
           <w:rPr>
             <w:rStyle w:val="Hyperlink"/>
@@ -30540,7 +30571,7 @@
       <w:r>
         <w:t xml:space="preserve"> </w:t>
       </w:r>
-      <w:hyperlink r:id="rId58">
+      <w:hyperlink r:id="rId59">
         <w:r>
           <w:rPr>
             <w:rStyle w:val="Hyperlink"/>
@@ -30642,7 +30673,7 @@
       <w:r>
         <w:t xml:space="preserve"> </w:t>
       </w:r>
-      <w:hyperlink r:id="rId59">
+      <w:hyperlink r:id="rId60">
         <w:r>
           <w:rPr>
             <w:rStyle w:val="Hyperlink"/>
@@ -31187,8 +31218,8 @@
         </m:oMath>
       </m:oMathPara>
     </w:p>
-    <w:bookmarkEnd w:id="60"/>
-    <w:bookmarkStart w:id="61" w:name="thm-orthogonal-direct-sum"/>
+    <w:bookmarkEnd w:id="61"/>
+    <w:bookmarkStart w:id="62" w:name="thm-orthogonal-direct-sum"/>
     <w:p>
       <w:pPr>
         <w:pStyle w:val="FirstParagraph"/>
@@ -31695,7 +31726,7 @@
         <w:t xml:space="preserve">).</w:t>
       </w:r>
     </w:p>
-    <w:bookmarkEnd w:id="61"/>
+    <w:bookmarkEnd w:id="62"/>
     <w:p>
       <w:pPr>
         <w:pStyle w:val="BodyText"/>
@@ -33140,7 +33171,7 @@
                   <m:nor/>
                   <m:sty m:val="p"/>
                 </m:rPr>
-                <m:t>Definition 5 in Column Space, Null Space and Rank-Nullity</m:t>
+                <m:t>Definition 7 in Column Space, Null Space and Rank-Nullity</m:t>
               </m:r>
               <m:r>
                 <m:rPr>
@@ -34165,7 +34196,7 @@
       <w:r>
         <w:t xml:space="preserve">is a subspace (</w:t>
       </w:r>
-      <w:hyperlink r:id="rId62">
+      <w:hyperlink r:id="rId63">
         <w:r>
           <w:rPr>
             <w:rStyle w:val="Hyperlink"/>
@@ -34250,7 +34281,7 @@
       <w:r>
         <w:t xml:space="preserve"> </w:t>
       </w:r>
-      <w:hyperlink r:id="rId63">
+      <w:hyperlink r:id="rId64">
         <w:r>
           <w:rPr>
             <w:rStyle w:val="Hyperlink"/>
@@ -34418,7 +34449,7 @@
         <w:t xml:space="preserve">(statement 1 implies statement 3).</w:t>
       </w:r>
     </w:p>
-    <w:bookmarkStart w:id="64" w:name="exm-orthogonal-direct-sum"/>
+    <w:bookmarkStart w:id="65" w:name="exm-orthogonal-direct-sum"/>
     <w:p>
       <w:pPr>
         <w:pStyle w:val="BodyText"/>
@@ -36464,8 +36495,8 @@
         </m:oMath>
       </m:oMathPara>
     </w:p>
-    <w:bookmarkEnd w:id="64"/>
-    <w:bookmarkStart w:id="65" w:name="thm-double-complement"/>
+    <w:bookmarkEnd w:id="65"/>
+    <w:bookmarkStart w:id="66" w:name="thm-double-complement"/>
     <w:p>
       <w:pPr>
         <w:pStyle w:val="FirstParagraph"/>
@@ -36600,7 +36631,7 @@
         </m:oMath>
       </m:oMathPara>
     </w:p>
-    <w:bookmarkEnd w:id="65"/>
+    <w:bookmarkEnd w:id="66"/>
     <w:p>
       <w:pPr>
         <w:pStyle w:val="FirstParagraph"/>
@@ -36878,7 +36909,7 @@
       <w:r>
         <w:t xml:space="preserve">too (</w:t>
       </w:r>
-      <w:hyperlink r:id="rId66">
+      <w:hyperlink r:id="rId67">
         <w:r>
           <w:rPr>
             <w:rStyle w:val="Hyperlink"/>
@@ -37577,7 +37608,7 @@
       <w:r>
         <w:t xml:space="preserve">(</w:t>
       </w:r>
-      <w:hyperlink r:id="rId63">
+      <w:hyperlink r:id="rId64">
         <w:r>
           <w:rPr>
             <w:rStyle w:val="Hyperlink"/>
@@ -37589,7 +37620,7 @@
         <w:t xml:space="preserve">).</w:t>
       </w:r>
     </w:p>
-    <w:bookmarkStart w:id="68" w:name="exm-double-complement"/>
+    <w:bookmarkStart w:id="69" w:name="exm-double-complement"/>
     <w:p>
       <w:pPr>
         <w:pStyle w:val="BodyText"/>
@@ -38260,7 +38291,7 @@
       <w:r>
         <w:t xml:space="preserve">(</w:t>
       </w:r>
-      <w:hyperlink r:id="rId67">
+      <w:hyperlink r:id="rId68">
         <w:r>
           <w:rPr>
             <w:rStyle w:val="Hyperlink"/>
@@ -38590,8 +38621,8 @@
         </m:oMath>
       </m:oMathPara>
     </w:p>
-    <w:bookmarkEnd w:id="68"/>
-    <w:bookmarkStart w:id="69" w:name="exm-double-complement-fails"/>
+    <w:bookmarkEnd w:id="69"/>
+    <w:bookmarkStart w:id="70" w:name="exm-double-complement-fails"/>
     <w:p>
       <w:pPr>
         <w:pStyle w:val="FirstParagraph"/>
@@ -38987,9 +39018,9 @@
         <w:t xml:space="preserve">to be a subspace.</w:t>
       </w:r>
     </w:p>
-    <w:bookmarkEnd w:id="69"/>
     <w:bookmarkEnd w:id="70"/>
-    <w:bookmarkStart w:id="83" w:name="sec-fundamental-theorem"/>
+    <w:bookmarkEnd w:id="71"/>
+    <w:bookmarkStart w:id="84" w:name="sec-fundamental-theorem"/>
     <w:p>
       <w:pPr>
         <w:pStyle w:val="Heading2"/>
@@ -38998,7 +39029,7 @@
         <w:t xml:space="preserve">3 The fundamental theorem of linear algebra</w:t>
       </w:r>
     </w:p>
-    <w:bookmarkStart w:id="71" w:name="thm-fundamental-subspaces"/>
+    <w:bookmarkStart w:id="72" w:name="thm-fundamental-subspaces"/>
     <w:p>
       <w:pPr>
         <w:pStyle w:val="FirstParagraph"/>
@@ -39905,7 +39936,7 @@
         <w:t xml:space="preserve">.</w:t>
       </w:r>
     </w:p>
-    <w:bookmarkEnd w:id="71"/>
+    <w:bookmarkEnd w:id="72"/>
     <w:p>
       <w:pPr>
         <w:pStyle w:val="FirstParagraph"/>
@@ -40903,7 +40934,7 @@
       <w:r>
         <w:t xml:space="preserve"> </w:t>
       </w:r>
-      <w:hyperlink r:id="rId72">
+      <w:hyperlink r:id="rId73">
         <w:r>
           <w:rPr>
             <w:rStyle w:val="Hyperlink"/>
@@ -41029,7 +41060,7 @@
       <w:r>
         <w:t xml:space="preserve"> </w:t>
       </w:r>
-      <w:hyperlink r:id="rId72">
+      <w:hyperlink r:id="rId73">
         <w:r>
           <w:rPr>
             <w:rStyle w:val="Hyperlink"/>
@@ -41063,7 +41094,7 @@
       <w:r>
         <w:t xml:space="preserve"> </w:t>
       </w:r>
-      <w:hyperlink r:id="rId73">
+      <w:hyperlink r:id="rId74">
         <w:r>
           <w:rPr>
             <w:rStyle w:val="Hyperlink"/>
@@ -41187,12 +41218,12 @@
       <w:r>
         <w:t xml:space="preserve">(</w:t>
       </w:r>
-      <w:hyperlink r:id="rId74">
+      <w:hyperlink r:id="rId75">
         <w:r>
           <w:rPr>
             <w:rStyle w:val="Hyperlink"/>
           </w:rPr>
-          <w:t xml:space="preserve">Definition 5 in Column Space, Null Space and Rank-Nullity</w:t>
+          <w:t xml:space="preserve">Definition 7 in Column Space, Null Space and Rank-Nullity</w:t>
         </w:r>
       </w:hyperlink>
       <w:r>
@@ -41361,7 +41392,7 @@
         <w:t xml:space="preserve">in the same way.</w:t>
       </w:r>
     </w:p>
-    <w:bookmarkStart w:id="77" w:name="exm-fundamental-subspaces"/>
+    <w:bookmarkStart w:id="78" w:name="exm-fundamental-subspaces"/>
     <w:p>
       <w:pPr>
         <w:pStyle w:val="BodyText"/>
@@ -41380,7 +41411,7 @@
         </w:rPr>
         <w:t xml:space="preserve"> </w:t>
       </w:r>
-      <w:hyperlink r:id="rId58">
+      <w:hyperlink r:id="rId59">
         <w:r>
           <w:rPr>
             <w:rStyle w:val="Hyperlink"/>
@@ -41423,7 +41454,7 @@
       <w:r>
         <w:t xml:space="preserve"> </w:t>
       </w:r>
-      <w:hyperlink r:id="rId58">
+      <w:hyperlink r:id="rId59">
         <w:r>
           <w:rPr>
             <w:rStyle w:val="Hyperlink"/>
@@ -41500,7 +41531,7 @@
       <w:r>
         <w:t xml:space="preserve">(</w:t>
       </w:r>
-      <w:hyperlink r:id="rId75">
+      <w:hyperlink r:id="rId76">
         <w:r>
           <w:rPr>
             <w:rStyle w:val="Hyperlink"/>
@@ -41885,7 +41916,7 @@
       <w:r>
         <w:t xml:space="preserve">(</w:t>
       </w:r>
-      <w:hyperlink r:id="rId76">
+      <w:hyperlink r:id="rId77">
         <w:r>
           <w:rPr>
             <w:rStyle w:val="Hyperlink"/>
@@ -44266,9 +44297,9 @@
         <w:t xml:space="preserve">.</w:t>
       </w:r>
     </w:p>
-    <w:bookmarkEnd w:id="77"/>
-    <w:bookmarkStart w:id="82" w:name="refs"/>
-    <w:bookmarkStart w:id="79" w:name="ref-banerjee2014linear"/>
+    <w:bookmarkEnd w:id="78"/>
+    <w:bookmarkStart w:id="83" w:name="refs"/>
+    <w:bookmarkStart w:id="80" w:name="ref-banerjee2014linear"/>
     <w:p>
       <w:pPr>
         <w:pStyle w:val="Bibliography"/>
@@ -44292,7 +44323,7 @@
       <w:r>
         <w:t xml:space="preserve"> </w:t>
       </w:r>
-      <w:hyperlink r:id="rId78">
+      <w:hyperlink r:id="rId79">
         <w:r>
           <w:rPr>
             <w:rStyle w:val="Hyperlink"/>
@@ -44304,8 +44335,8 @@
         <w:t xml:space="preserve">.</w:t>
       </w:r>
     </w:p>
-    <w:bookmarkEnd w:id="79"/>
-    <w:bookmarkStart w:id="81" w:name="ref-zhou2024orthproj"/>
+    <w:bookmarkEnd w:id="80"/>
+    <w:bookmarkStart w:id="82" w:name="ref-zhou2024orthproj"/>
     <w:p>
       <w:pPr>
         <w:pStyle w:val="Bibliography"/>
@@ -44329,7 +44360,7 @@
       <w:r>
         <w:t xml:space="preserve"> </w:t>
       </w:r>
-      <w:hyperlink r:id="rId80">
+      <w:hyperlink r:id="rId81">
         <w:r>
           <w:rPr>
             <w:rStyle w:val="Hyperlink"/>
@@ -44341,9 +44372,9 @@
         <w:t xml:space="preserve">.</w:t>
       </w:r>
     </w:p>
-    <w:bookmarkEnd w:id="81"/>
     <w:bookmarkEnd w:id="82"/>
     <w:bookmarkEnd w:id="83"/>
+    <w:bookmarkEnd w:id="84"/>
     <w:sectPr>
       <w:footnotePr>
         <w:numRestart w:val="eachSect"/>
